--- a/Fase 2/Evidencias Individuales/Silva_Juan_2.1_APT122_DiarioReflexionFase2.docx
+++ b/Fase 2/Evidencias Individuales/Silva_Juan_2.1_APT122_DiarioReflexionFase2.docx
@@ -121,25 +121,7 @@
                 <w:sz w:val="24"/>
                 <w:szCs w:val="24"/>
               </w:rPr>
-              <w:t xml:space="preserve">Esta pauta tiene como objetivo ayudarte a monitorear el desarrollo de tu Proyecto APT, reflexionando sobre tus avances de acuerdo con lo planificado en la fase anterior y recibiendo retroalimentación de tus </w:t>
-            </w:r>
-            <w:proofErr w:type="spellStart"/>
-            <w:r>
-              <w:rPr>
-                <w:rFonts w:eastAsiaTheme="majorEastAsia"/>
-                <w:sz w:val="24"/>
-                <w:szCs w:val="24"/>
-              </w:rPr>
-              <w:t>pares</w:t>
-            </w:r>
-            <w:proofErr w:type="spellEnd"/>
-            <w:r>
-              <w:rPr>
-                <w:rFonts w:eastAsiaTheme="majorEastAsia"/>
-                <w:sz w:val="24"/>
-                <w:szCs w:val="24"/>
-              </w:rPr>
-              <w:t xml:space="preserve"> y docentes que te permita hacer los ajustes necesarios para cumplir con los objetivos de tu proyecto. Esta pauta debe ser respondida </w:t>
+              <w:t xml:space="preserve">Esta pauta tiene como objetivo ayudarte a monitorear el desarrollo de tu Proyecto APT, reflexionando sobre tus avances de acuerdo con lo planificado en la fase anterior y recibiendo retroalimentación de tus pares y docentes que te permita hacer los ajustes necesarios para cumplir con los objetivos de tu proyecto. Esta pauta debe ser respondida </w:t>
             </w:r>
             <w:r>
               <w:rPr>
@@ -304,25 +286,7 @@
                 <w:sz w:val="24"/>
                 <w:szCs w:val="24"/>
               </w:rPr>
-              <w:t xml:space="preserve">1. Mira </w:t>
-            </w:r>
-            <w:proofErr w:type="spellStart"/>
-            <w:r>
-              <w:rPr>
-                <w:rFonts w:eastAsiaTheme="majorEastAsia"/>
-                <w:sz w:val="24"/>
-                <w:szCs w:val="24"/>
-              </w:rPr>
-              <w:t>tu</w:t>
-            </w:r>
-            <w:proofErr w:type="spellEnd"/>
-            <w:r>
-              <w:rPr>
-                <w:rFonts w:eastAsiaTheme="majorEastAsia"/>
-                <w:sz w:val="24"/>
-                <w:szCs w:val="24"/>
-              </w:rPr>
-              <w:t xml:space="preserve"> carta Gantt y reflexiona sobre los avances de tu Proyecto APT</w:t>
+              <w:t>1. Mira tu carta Gantt y reflexiona sobre los avances de tu Proyecto APT</w:t>
             </w:r>
           </w:p>
         </w:tc>
@@ -411,47 +375,7 @@
                 <w:bCs/>
                 <w:color w:val="1F4E79" w:themeColor="accent1" w:themeShade="80"/>
               </w:rPr>
-              <w:t xml:space="preserve">mayormente fue documentación y el </w:t>
-            </w:r>
-            <w:proofErr w:type="spellStart"/>
-            <w:r>
-              <w:rPr>
-                <w:rFonts w:ascii="Calibri" w:hAnsi="Calibri"/>
-                <w:b/>
-                <w:bCs/>
-                <w:color w:val="1F4E79" w:themeColor="accent1" w:themeShade="80"/>
-              </w:rPr>
-              <w:t>FrontEnd</w:t>
-            </w:r>
-            <w:proofErr w:type="spellEnd"/>
-            <w:r>
-              <w:rPr>
-                <w:rFonts w:ascii="Calibri" w:hAnsi="Calibri"/>
-                <w:b/>
-                <w:bCs/>
-                <w:color w:val="1F4E79" w:themeColor="accent1" w:themeShade="80"/>
-              </w:rPr>
-              <w:t xml:space="preserve"> de la plataforma con algunas funciones del </w:t>
-            </w:r>
-            <w:proofErr w:type="spellStart"/>
-            <w:r>
-              <w:rPr>
-                <w:rFonts w:ascii="Calibri" w:hAnsi="Calibri"/>
-                <w:b/>
-                <w:bCs/>
-                <w:color w:val="1F4E79" w:themeColor="accent1" w:themeShade="80"/>
-              </w:rPr>
-              <w:t>Backend</w:t>
-            </w:r>
-            <w:proofErr w:type="spellEnd"/>
-            <w:r>
-              <w:rPr>
-                <w:rFonts w:ascii="Calibri" w:hAnsi="Calibri"/>
-                <w:b/>
-                <w:bCs/>
-                <w:color w:val="1F4E79" w:themeColor="accent1" w:themeShade="80"/>
-              </w:rPr>
-              <w:t>.</w:t>
+              <w:t>mayormente fue documentación y el FrontEnd de la plataforma con algunas funciones del Backend.</w:t>
             </w:r>
           </w:p>
           <w:p>
@@ -869,27 +793,7 @@
                 <w:bCs/>
                 <w:color w:val="1F4E79" w:themeColor="accent1" w:themeShade="80"/>
               </w:rPr>
-              <w:t xml:space="preserve">Me siento concentrado en lo que debo hacer y eso me hace avanzar mejor a como lo </w:t>
-            </w:r>
-            <w:proofErr w:type="spellStart"/>
-            <w:r>
-              <w:rPr>
-                <w:rFonts w:ascii="Calibri" w:hAnsi="Calibri"/>
-                <w:b/>
-                <w:bCs/>
-                <w:color w:val="1F4E79" w:themeColor="accent1" w:themeShade="80"/>
-              </w:rPr>
-              <w:t>hacia</w:t>
-            </w:r>
-            <w:proofErr w:type="spellEnd"/>
-            <w:r>
-              <w:rPr>
-                <w:rFonts w:ascii="Calibri" w:hAnsi="Calibri"/>
-                <w:b/>
-                <w:bCs/>
-                <w:color w:val="1F4E79" w:themeColor="accent1" w:themeShade="80"/>
-              </w:rPr>
-              <w:t xml:space="preserve"> antes.</w:t>
+              <w:t>Me siento concentrado en lo que debo hacer y eso me hace avanzar mejor a como lo hacia antes.</w:t>
             </w:r>
           </w:p>
           <w:p>
@@ -1209,6 +1113,17 @@
                 <w:szCs w:val="24"/>
               </w:rPr>
               <w:t>y se asigno lo nuevo como corresponde en el cronograma.</w:t>
+            </w:r>
+            <w:r>
+              <w:rPr>
+                <w:rFonts w:eastAsiaTheme="majorEastAsia"/>
+                <w:b/>
+                <w:bCs/>
+                <w:color w:val="2F5496" w:themeColor="accent5" w:themeShade="BF"/>
+                <w:sz w:val="24"/>
+                <w:szCs w:val="24"/>
+              </w:rPr>
+              <w:t xml:space="preserve"> </w:t>
             </w:r>
           </w:p>
           <w:p>
@@ -8670,6 +8585,10 @@
 </file>
 
 <file path=customXml/item1.xml><?xml version="1.0" encoding="utf-8"?>
+<b:Sources xmlns:b="http://schemas.openxmlformats.org/officeDocument/2006/bibliography" xmlns="http://schemas.openxmlformats.org/officeDocument/2006/bibliography" SelectedStyle="\APASixthEditionOfficeOnline.xsl" StyleName="APA" Version="6"/>
+</file>
+
+<file path=customXml/item2.xml><?xml version="1.0" encoding="utf-8"?>
 <?mso-contentType ?>
 <FormTemplates xmlns="http://schemas.microsoft.com/sharepoint/v3/contenttype/forms">
   <Display>DocumentLibraryForm</Display>
@@ -8678,11 +8597,13 @@
 </FormTemplates>
 </file>
 
-<file path=customXml/item2.xml><?xml version="1.0" encoding="utf-8"?>
-<b:Sources xmlns:b="http://schemas.openxmlformats.org/officeDocument/2006/bibliography" xmlns="http://schemas.openxmlformats.org/officeDocument/2006/bibliography" SelectedStyle="\APASixthEditionOfficeOnline.xsl" StyleName="APA" Version="6"/>
+<file path=customXml/item3.xml><?xml version="1.0" encoding="utf-8"?>
+<p:properties xmlns:p="http://schemas.microsoft.com/office/2006/metadata/properties" xmlns:xsi="http://www.w3.org/2001/XMLSchema-instance" xmlns:pc="http://schemas.microsoft.com/office/infopath/2007/PartnerControls">
+  <documentManagement/>
+</p:properties>
 </file>
 
-<file path=customXml/item3.xml><?xml version="1.0" encoding="utf-8"?>
+<file path=customXml/item4.xml><?xml version="1.0" encoding="utf-8"?>
 <ct:contentTypeSchema xmlns:ct="http://schemas.microsoft.com/office/2006/metadata/contentType" xmlns:ma="http://schemas.microsoft.com/office/2006/metadata/properties/metaAttributes" ct:_="" ma:_="" ma:contentTypeName="Documento" ma:contentTypeID="0x010100E96778489EE7714D8BD12CC105EB918B" ma:contentTypeVersion="2" ma:contentTypeDescription="Crear nuevo documento." ma:contentTypeScope="" ma:versionID="416c5c7ae9b5d54d83875cd3c65194e3">
   <xsd:schema xmlns:xsd="http://www.w3.org/2001/XMLSchema" xmlns:xs="http://www.w3.org/2001/XMLSchema" xmlns:p="http://schemas.microsoft.com/office/2006/metadata/properties" xmlns:ns2="126e8a1c-9ea9-435a-ac89-d06c80d62e30" targetNamespace="http://schemas.microsoft.com/office/2006/metadata/properties" ma:root="true" ma:fieldsID="70a237c842677bd850644f8595079f5e" ns2:_="">
     <xsd:import namespace="126e8a1c-9ea9-435a-ac89-d06c80d62e30"/>
@@ -8814,13 +8735,15 @@
 </ct:contentTypeSchema>
 </file>
 
-<file path=customXml/item4.xml><?xml version="1.0" encoding="utf-8"?>
-<p:properties xmlns:p="http://schemas.microsoft.com/office/2006/metadata/properties" xmlns:xsi="http://www.w3.org/2001/XMLSchema-instance" xmlns:pc="http://schemas.microsoft.com/office/infopath/2007/PartnerControls">
-  <documentManagement/>
-</p:properties>
+<file path=customXml/itemProps1.xml><?xml version="1.0" encoding="utf-8"?>
+<ds:datastoreItem xmlns:ds="http://schemas.openxmlformats.org/officeDocument/2006/customXml" ds:itemID="{FBD61725-A60E-40F3-AB5D-0E7F797DD77D}">
+  <ds:schemaRefs>
+    <ds:schemaRef ds:uri="http://schemas.openxmlformats.org/officeDocument/2006/bibliography"/>
+  </ds:schemaRefs>
+</ds:datastoreItem>
 </file>
 
-<file path=customXml/itemProps1.xml><?xml version="1.0" encoding="utf-8"?>
+<file path=customXml/itemProps2.xml><?xml version="1.0" encoding="utf-8"?>
 <ds:datastoreItem xmlns:ds="http://schemas.openxmlformats.org/officeDocument/2006/customXml" ds:itemID="{DABAA964-10BA-4DBC-ABF2-CDEAC0FAF7AA}">
   <ds:schemaRefs>
     <ds:schemaRef ds:uri="http://schemas.microsoft.com/sharepoint/v3/contenttype/forms"/>
@@ -8828,15 +8751,16 @@
 </ds:datastoreItem>
 </file>
 
-<file path=customXml/itemProps2.xml><?xml version="1.0" encoding="utf-8"?>
-<ds:datastoreItem xmlns:ds="http://schemas.openxmlformats.org/officeDocument/2006/customXml" ds:itemID="{FBD61725-A60E-40F3-AB5D-0E7F797DD77D}">
+<file path=customXml/itemProps3.xml><?xml version="1.0" encoding="utf-8"?>
+<ds:datastoreItem xmlns:ds="http://schemas.openxmlformats.org/officeDocument/2006/customXml" ds:itemID="{5F1783E3-BA1C-4CA3-8E32-C9B378BBED03}">
   <ds:schemaRefs>
-    <ds:schemaRef ds:uri="http://schemas.openxmlformats.org/officeDocument/2006/bibliography"/>
+    <ds:schemaRef ds:uri="http://schemas.microsoft.com/office/2006/metadata/properties"/>
+    <ds:schemaRef ds:uri="http://schemas.microsoft.com/office/infopath/2007/PartnerControls"/>
   </ds:schemaRefs>
 </ds:datastoreItem>
 </file>
 
-<file path=customXml/itemProps3.xml><?xml version="1.0" encoding="utf-8"?>
+<file path=customXml/itemProps4.xml><?xml version="1.0" encoding="utf-8"?>
 <ds:datastoreItem xmlns:ds="http://schemas.openxmlformats.org/officeDocument/2006/customXml" ds:itemID="{DF0582E6-0C2C-40A6-8E3D-E410E41021C1}">
   <ds:schemaRefs>
     <ds:schemaRef ds:uri="http://schemas.microsoft.com/office/2006/metadata/contentType"/>
@@ -8852,13 +8776,4 @@
     <ds:schemaRef ds:uri="http://schemas.microsoft.com/internal/obd"/>
   </ds:schemaRefs>
 </ds:datastoreItem>
-</file>
-
-<file path=customXml/itemProps4.xml><?xml version="1.0" encoding="utf-8"?>
-<ds:datastoreItem xmlns:ds="http://schemas.openxmlformats.org/officeDocument/2006/customXml" ds:itemID="{5F1783E3-BA1C-4CA3-8E32-C9B378BBED03}">
-  <ds:schemaRefs>
-    <ds:schemaRef ds:uri="http://schemas.microsoft.com/office/2006/metadata/properties"/>
-    <ds:schemaRef ds:uri="http://schemas.microsoft.com/office/infopath/2007/PartnerControls"/>
-  </ds:schemaRefs>
-</ds:datastoreItem>
 </file>
--- a/Fase 2/Evidencias Individuales/Silva_Juan_2.1_APT122_DiarioReflexionFase2.docx
+++ b/Fase 2/Evidencias Individuales/Silva_Juan_2.1_APT122_DiarioReflexionFase2.docx
@@ -286,7 +286,25 @@
                 <w:sz w:val="24"/>
                 <w:szCs w:val="24"/>
               </w:rPr>
-              <w:t>1. Mira tu carta Gantt y reflexiona sobre los avances de tu Proyecto APT</w:t>
+              <w:t xml:space="preserve">1. Mira </w:t>
+            </w:r>
+            <w:proofErr w:type="spellStart"/>
+            <w:r>
+              <w:rPr>
+                <w:rFonts w:eastAsiaTheme="majorEastAsia"/>
+                <w:sz w:val="24"/>
+                <w:szCs w:val="24"/>
+              </w:rPr>
+              <w:t>tu</w:t>
+            </w:r>
+            <w:proofErr w:type="spellEnd"/>
+            <w:r>
+              <w:rPr>
+                <w:rFonts w:eastAsiaTheme="majorEastAsia"/>
+                <w:sz w:val="24"/>
+                <w:szCs w:val="24"/>
+              </w:rPr>
+              <w:t xml:space="preserve"> carta Gantt y reflexiona sobre los avances de tu Proyecto APT</w:t>
             </w:r>
           </w:p>
         </w:tc>
@@ -375,7 +393,47 @@
                 <w:bCs/>
                 <w:color w:val="1F4E79" w:themeColor="accent1" w:themeShade="80"/>
               </w:rPr>
-              <w:t>mayormente fue documentación y el FrontEnd de la plataforma con algunas funciones del Backend.</w:t>
+              <w:t xml:space="preserve">mayormente fue documentación y el </w:t>
+            </w:r>
+            <w:proofErr w:type="spellStart"/>
+            <w:r>
+              <w:rPr>
+                <w:rFonts w:ascii="Calibri" w:hAnsi="Calibri"/>
+                <w:b/>
+                <w:bCs/>
+                <w:color w:val="1F4E79" w:themeColor="accent1" w:themeShade="80"/>
+              </w:rPr>
+              <w:t>FrontEnd</w:t>
+            </w:r>
+            <w:proofErr w:type="spellEnd"/>
+            <w:r>
+              <w:rPr>
+                <w:rFonts w:ascii="Calibri" w:hAnsi="Calibri"/>
+                <w:b/>
+                <w:bCs/>
+                <w:color w:val="1F4E79" w:themeColor="accent1" w:themeShade="80"/>
+              </w:rPr>
+              <w:t xml:space="preserve"> de la plataforma con algunas funciones del </w:t>
+            </w:r>
+            <w:proofErr w:type="spellStart"/>
+            <w:r>
+              <w:rPr>
+                <w:rFonts w:ascii="Calibri" w:hAnsi="Calibri"/>
+                <w:b/>
+                <w:bCs/>
+                <w:color w:val="1F4E79" w:themeColor="accent1" w:themeShade="80"/>
+              </w:rPr>
+              <w:t>Backend</w:t>
+            </w:r>
+            <w:proofErr w:type="spellEnd"/>
+            <w:r>
+              <w:rPr>
+                <w:rFonts w:ascii="Calibri" w:hAnsi="Calibri"/>
+                <w:b/>
+                <w:bCs/>
+                <w:color w:val="1F4E79" w:themeColor="accent1" w:themeShade="80"/>
+              </w:rPr>
+              <w:t>.</w:t>
             </w:r>
           </w:p>
           <w:p>
@@ -793,7 +851,25 @@
                 <w:bCs/>
                 <w:color w:val="1F4E79" w:themeColor="accent1" w:themeShade="80"/>
               </w:rPr>
-              <w:t>Me siento concentrado en lo que debo hacer y eso me hace avanzar mejor a como lo hacia antes.</w:t>
+              <w:t xml:space="preserve">Me siento concentrado en lo que debo hacer y eso me hace avanzar mejor a como lo </w:t>
+            </w:r>
+            <w:r>
+              <w:rPr>
+                <w:rFonts w:ascii="Calibri" w:hAnsi="Calibri"/>
+                <w:b/>
+                <w:bCs/>
+                <w:color w:val="1F4E79" w:themeColor="accent1" w:themeShade="80"/>
+              </w:rPr>
+              <w:t>hacía</w:t>
+            </w:r>
+            <w:r>
+              <w:rPr>
+                <w:rFonts w:ascii="Calibri" w:hAnsi="Calibri"/>
+                <w:b/>
+                <w:bCs/>
+                <w:color w:val="1F4E79" w:themeColor="accent1" w:themeShade="80"/>
+              </w:rPr>
+              <w:t xml:space="preserve"> antes.</w:t>
             </w:r>
           </w:p>
           <w:p>
@@ -1112,7 +1188,29 @@
                 <w:sz w:val="24"/>
                 <w:szCs w:val="24"/>
               </w:rPr>
-              <w:t>y se asigno lo nuevo como corresponde en el cronograma.</w:t>
+              <w:t xml:space="preserve">y se </w:t>
+            </w:r>
+            <w:r>
+              <w:rPr>
+                <w:rFonts w:eastAsiaTheme="majorEastAsia"/>
+                <w:b/>
+                <w:bCs/>
+                <w:color w:val="2F5496" w:themeColor="accent5" w:themeShade="BF"/>
+                <w:sz w:val="24"/>
+                <w:szCs w:val="24"/>
+              </w:rPr>
+              <w:t>asignó</w:t>
+            </w:r>
+            <w:r>
+              <w:rPr>
+                <w:rFonts w:eastAsiaTheme="majorEastAsia"/>
+                <w:b/>
+                <w:bCs/>
+                <w:color w:val="2F5496" w:themeColor="accent5" w:themeShade="BF"/>
+                <w:sz w:val="24"/>
+                <w:szCs w:val="24"/>
+              </w:rPr>
+              <w:t xml:space="preserve"> lo nuevo como corresponde en el cronograma.</w:t>
             </w:r>
             <w:r>
               <w:rPr>
@@ -1313,7 +1411,29 @@
                 <w:sz w:val="24"/>
                 <w:szCs w:val="24"/>
               </w:rPr>
-              <w:t>Hemos sabido unirnos mas para avanzar por ejemplo en lo que es documentación ya que si lo hacíamos solos no podíamos resolver dudas en el proceso.</w:t>
+              <w:t xml:space="preserve">Hemos sabido unirnos </w:t>
+            </w:r>
+            <w:r>
+              <w:rPr>
+                <w:rFonts w:eastAsiaTheme="majorEastAsia"/>
+                <w:b/>
+                <w:bCs/>
+                <w:color w:val="2F5496" w:themeColor="accent5" w:themeShade="BF"/>
+                <w:sz w:val="24"/>
+                <w:szCs w:val="24"/>
+              </w:rPr>
+              <w:t>más</w:t>
+            </w:r>
+            <w:r>
+              <w:rPr>
+                <w:rFonts w:eastAsiaTheme="majorEastAsia"/>
+                <w:b/>
+                <w:bCs/>
+                <w:color w:val="2F5496" w:themeColor="accent5" w:themeShade="BF"/>
+                <w:sz w:val="24"/>
+                <w:szCs w:val="24"/>
+              </w:rPr>
+              <w:t xml:space="preserve"> para avanzar por ejemplo en lo que es documentación ya que si lo hacíamos solos no podíamos resolver dudas en el proceso.</w:t>
             </w:r>
           </w:p>
           <w:p>
@@ -8309,7 +8429,7 @@
       <w:spacing w:after="0" w:line="240" w:lineRule="auto"/>
     </w:pPr>
   </w:style>
-  <w:style w:type="character" w:styleId="Textoennegrita">
+  <w:style w:type="character" w:styleId="Fuerte">
     <w:name w:val="Strong"/>
     <w:basedOn w:val="Fuentedeprrafopredeter"/>
     <w:uiPriority w:val="22"/>
@@ -8585,10 +8705,6 @@
 </file>
 
 <file path=customXml/item1.xml><?xml version="1.0" encoding="utf-8"?>
-<b:Sources xmlns:b="http://schemas.openxmlformats.org/officeDocument/2006/bibliography" xmlns="http://schemas.openxmlformats.org/officeDocument/2006/bibliography" SelectedStyle="\APASixthEditionOfficeOnline.xsl" StyleName="APA" Version="6"/>
-</file>
-
-<file path=customXml/item2.xml><?xml version="1.0" encoding="utf-8"?>
 <?mso-contentType ?>
 <FormTemplates xmlns="http://schemas.microsoft.com/sharepoint/v3/contenttype/forms">
   <Display>DocumentLibraryForm</Display>
@@ -8597,13 +8713,11 @@
 </FormTemplates>
 </file>
 
-<file path=customXml/item3.xml><?xml version="1.0" encoding="utf-8"?>
-<p:properties xmlns:p="http://schemas.microsoft.com/office/2006/metadata/properties" xmlns:xsi="http://www.w3.org/2001/XMLSchema-instance" xmlns:pc="http://schemas.microsoft.com/office/infopath/2007/PartnerControls">
-  <documentManagement/>
-</p:properties>
+<file path=customXml/item2.xml><?xml version="1.0" encoding="utf-8"?>
+<b:Sources xmlns:b="http://schemas.openxmlformats.org/officeDocument/2006/bibliography" xmlns="http://schemas.openxmlformats.org/officeDocument/2006/bibliography" SelectedStyle="\APASixthEditionOfficeOnline.xsl" StyleName="APA" Version="6"/>
 </file>
 
-<file path=customXml/item4.xml><?xml version="1.0" encoding="utf-8"?>
+<file path=customXml/item3.xml><?xml version="1.0" encoding="utf-8"?>
 <ct:contentTypeSchema xmlns:ct="http://schemas.microsoft.com/office/2006/metadata/contentType" xmlns:ma="http://schemas.microsoft.com/office/2006/metadata/properties/metaAttributes" ct:_="" ma:_="" ma:contentTypeName="Documento" ma:contentTypeID="0x010100E96778489EE7714D8BD12CC105EB918B" ma:contentTypeVersion="2" ma:contentTypeDescription="Crear nuevo documento." ma:contentTypeScope="" ma:versionID="416c5c7ae9b5d54d83875cd3c65194e3">
   <xsd:schema xmlns:xsd="http://www.w3.org/2001/XMLSchema" xmlns:xs="http://www.w3.org/2001/XMLSchema" xmlns:p="http://schemas.microsoft.com/office/2006/metadata/properties" xmlns:ns2="126e8a1c-9ea9-435a-ac89-d06c80d62e30" targetNamespace="http://schemas.microsoft.com/office/2006/metadata/properties" ma:root="true" ma:fieldsID="70a237c842677bd850644f8595079f5e" ns2:_="">
     <xsd:import namespace="126e8a1c-9ea9-435a-ac89-d06c80d62e30"/>
@@ -8735,7 +8849,21 @@
 </ct:contentTypeSchema>
 </file>
 
+<file path=customXml/item4.xml><?xml version="1.0" encoding="utf-8"?>
+<p:properties xmlns:p="http://schemas.microsoft.com/office/2006/metadata/properties" xmlns:xsi="http://www.w3.org/2001/XMLSchema-instance" xmlns:pc="http://schemas.microsoft.com/office/infopath/2007/PartnerControls">
+  <documentManagement/>
+</p:properties>
+</file>
+
 <file path=customXml/itemProps1.xml><?xml version="1.0" encoding="utf-8"?>
+<ds:datastoreItem xmlns:ds="http://schemas.openxmlformats.org/officeDocument/2006/customXml" ds:itemID="{DABAA964-10BA-4DBC-ABF2-CDEAC0FAF7AA}">
+  <ds:schemaRefs>
+    <ds:schemaRef ds:uri="http://schemas.microsoft.com/sharepoint/v3/contenttype/forms"/>
+  </ds:schemaRefs>
+</ds:datastoreItem>
+</file>
+
+<file path=customXml/itemProps2.xml><?xml version="1.0" encoding="utf-8"?>
 <ds:datastoreItem xmlns:ds="http://schemas.openxmlformats.org/officeDocument/2006/customXml" ds:itemID="{FBD61725-A60E-40F3-AB5D-0E7F797DD77D}">
   <ds:schemaRefs>
     <ds:schemaRef ds:uri="http://schemas.openxmlformats.org/officeDocument/2006/bibliography"/>
@@ -8743,24 +8871,7 @@
 </ds:datastoreItem>
 </file>
 
-<file path=customXml/itemProps2.xml><?xml version="1.0" encoding="utf-8"?>
-<ds:datastoreItem xmlns:ds="http://schemas.openxmlformats.org/officeDocument/2006/customXml" ds:itemID="{DABAA964-10BA-4DBC-ABF2-CDEAC0FAF7AA}">
-  <ds:schemaRefs>
-    <ds:schemaRef ds:uri="http://schemas.microsoft.com/sharepoint/v3/contenttype/forms"/>
-  </ds:schemaRefs>
-</ds:datastoreItem>
-</file>
-
 <file path=customXml/itemProps3.xml><?xml version="1.0" encoding="utf-8"?>
-<ds:datastoreItem xmlns:ds="http://schemas.openxmlformats.org/officeDocument/2006/customXml" ds:itemID="{5F1783E3-BA1C-4CA3-8E32-C9B378BBED03}">
-  <ds:schemaRefs>
-    <ds:schemaRef ds:uri="http://schemas.microsoft.com/office/2006/metadata/properties"/>
-    <ds:schemaRef ds:uri="http://schemas.microsoft.com/office/infopath/2007/PartnerControls"/>
-  </ds:schemaRefs>
-</ds:datastoreItem>
-</file>
-
-<file path=customXml/itemProps4.xml><?xml version="1.0" encoding="utf-8"?>
 <ds:datastoreItem xmlns:ds="http://schemas.openxmlformats.org/officeDocument/2006/customXml" ds:itemID="{DF0582E6-0C2C-40A6-8E3D-E410E41021C1}">
   <ds:schemaRefs>
     <ds:schemaRef ds:uri="http://schemas.microsoft.com/office/2006/metadata/contentType"/>
@@ -8776,4 +8887,13 @@
     <ds:schemaRef ds:uri="http://schemas.microsoft.com/internal/obd"/>
   </ds:schemaRefs>
 </ds:datastoreItem>
+</file>
+
+<file path=customXml/itemProps4.xml><?xml version="1.0" encoding="utf-8"?>
+<ds:datastoreItem xmlns:ds="http://schemas.openxmlformats.org/officeDocument/2006/customXml" ds:itemID="{5F1783E3-BA1C-4CA3-8E32-C9B378BBED03}">
+  <ds:schemaRefs>
+    <ds:schemaRef ds:uri="http://schemas.microsoft.com/office/2006/metadata/properties"/>
+    <ds:schemaRef ds:uri="http://schemas.microsoft.com/office/infopath/2007/PartnerControls"/>
+  </ds:schemaRefs>
+</ds:datastoreItem>
 </file>